--- a/paper/title_page.docx
+++ b/paper/title_page.docx
@@ -43,6 +43,14 @@
       </w:pPr>
       <w:r>
         <w:t xml:space="preserve">Corresponding author. Email: rrn2111@caa.columbia.edu</w:t>
+      </w:r>
+    </w:p>
+    <w:p>
+      <w:pPr>
+        <w:pStyle w:val="BodyText"/>
+      </w:pPr>
+      <w:r>
+        <w:t xml:space="preserve">Code and result logs: https://github.com/raghuram87/execution-aware-alpha-mining (withheld from the anonymized manuscript file to preserve author anonymity during peer review; see that file’s Data availability statement)</w:t>
       </w:r>
     </w:p>
     <w:sectPr/>
